--- a/THESIS DOCUMENTATION/PROJECT FALCON-01.docx
+++ b/THESIS DOCUMENTATION/PROJECT FALCON-01.docx
@@ -2,6 +2,51 @@
 <file path=word/document.xml><?xml version="1.0" encoding="utf-8"?>
 <w:document xmlns:wpc="http://schemas.microsoft.com/office/word/2010/wordprocessingCanvas" xmlns:cx="http://schemas.microsoft.com/office/drawing/2014/chartex" xmlns:cx1="http://schemas.microsoft.com/office/drawing/2015/9/8/chartex" xmlns:cx2="http://schemas.microsoft.com/office/drawing/2015/10/21/chartex" xmlns:cx3="http://schemas.microsoft.com/office/drawing/2016/5/9/chartex" xmlns:cx4="http://schemas.microsoft.com/office/drawing/2016/5/10/chartex" xmlns:cx5="http://schemas.microsoft.com/office/drawing/2016/5/11/chartex" xmlns:cx6="http://schemas.microsoft.com/office/drawing/2016/5/12/chartex" xmlns:cx7="http://schemas.microsoft.com/office/drawing/2016/5/13/chartex" xmlns:cx8="http://schemas.microsoft.com/office/drawing/2016/5/14/chartex" xmlns:mc="http://schemas.openxmlformats.org/markup-compatibility/2006" xmlns:aink="http://schemas.microsoft.com/office/drawing/2016/ink" xmlns:am3d="http://schemas.microsoft.com/office/drawing/2017/model3d" xmlns:o="urn:schemas-microsoft-com:office:office" xmlns:r="http://schemas.openxmlformats.org/officeDocument/2006/relationships" xmlns:m="http://schemas.openxmlformats.org/officeDocument/2006/math" xmlns:v="urn:schemas-microsoft-com:vml" xmlns:wp14="http://schemas.microsoft.com/office/word/2010/wordprocessingDrawing" xmlns:wp="http://schemas.openxmlformats.org/drawingml/2006/wordprocessingDrawing" xmlns:w10="urn:schemas-microsoft-com:office:word" xmlns:w="http://schemas.openxmlformats.org/wordprocessingml/2006/main" xmlns:w14="http://schemas.microsoft.com/office/word/2010/wordml" xmlns:w15="http://schemas.microsoft.com/office/word/2012/wordml" xmlns:w16cex="http://schemas.microsoft.com/office/word/2018/wordml/cex" xmlns:w16cid="http://schemas.microsoft.com/office/word/2016/wordml/cid" xmlns:w16="http://schemas.microsoft.com/office/word/2018/wordml" xmlns:w16sdtdh="http://schemas.microsoft.com/office/word/2020/wordml/sdtdatahash" xmlns:w16se="http://schemas.microsoft.com/office/word/2015/wordml/symex" xmlns:wpg="http://schemas.microsoft.com/office/word/2010/wordprocessingGroup" xmlns:wpi="http://schemas.microsoft.com/office/word/2010/wordprocessingInk" xmlns:wne="http://schemas.microsoft.com/office/word/2006/wordml" xmlns:wps="http://schemas.microsoft.com/office/word/2010/wordprocessingShape" mc:Ignorable="w14 w15 w16se w16cid w16 w16cex w16sdtdh wp14">
   <w:body>
+    <w:p>
+      <w:pPr>
+        <w:spacing w:after="60"/>
+        <w:jc w:val="center"/>
+        <w:shd w:fill="0F766E"/>
+      </w:pPr>
+      <w:r>
+        <w:rPr>
+          <w:b/>
+          <w:color w:val="FFFFFF"/>
+          <w:sz w:val="20"/>
+        </w:rPr>
+        <w:t>PROJECT FALCON DOCUMENT-CONTROL UPDATE — 10 SEPTEMBER 2026</w:t>
+      </w:r>
+    </w:p>
+    <w:p>
+      <w:pPr>
+        <w:spacing w:after="60"/>
+        <w:jc w:val="center"/>
+        <w:shd w:fill="FEF3C7"/>
+      </w:pPr>
+      <w:r>
+        <w:rPr>
+          <w:b/>
+          <w:color w:val="B45309"/>
+          <w:sz w:val="18"/>
+        </w:rPr>
+        <w:t>STATUS OF THIS COPY: LEGACY / SUPERSEDED REFERENCE. Use BayStation.docx and docs/PROJECT_CONTEXT.md for the current thesis and architecture.</w:t>
+      </w:r>
+    </w:p>
+    <w:p>
+      <w:pPr>
+        <w:spacing w:after="60"/>
+        <w:jc w:val="center"/>
+        <w:shd w:fill="F3F4F6"/>
+      </w:pPr>
+      <w:r>
+        <w:rPr>
+          <w:b w:val="0"/>
+          <w:color w:val="374151"/>
+          <w:sz w:val="16"/>
+        </w:rPr>
+        <w:t>Current pressure-sensor baseline: Holykell HPT604 Type A, provisionally 0–2 mH2O vented gauge with 4–20 mA output, is the recommended long-duration deployment candidate. The exact order code, continuous-saltwater suitability, wetted materials, seal, cable and calibration must be confirmed before purchase. The protected 12 V loop requires a 150 ohm 0.1% shunt, input protection/filtering and a 3.3 V ADS1115 receiver. Bar02 is bench-only; its old I2C PCB and wiring are not fabrication-ready. No hardware is represented as purchased or field-validated.</w:t>
+      </w:r>
+    </w:p>
     <w:p>
       <w:pPr>
         <w:spacing w:before="100" w:beforeAutospacing="1" w:after="100" w:afterAutospacing="1" w:line="240" w:lineRule="auto"/>
